--- a/klagomål/A 15392-2025 FSC-klagomål.docx
+++ b/klagomål/A 15392-2025 FSC-klagomål.docx
@@ -1182,7 +1182,7 @@
     <w:r>
       <w:tab/>
       <w:tab/>
-      <w:t>2025-05-13</w:t>
+      <w:t>2025-05-14</w:t>
       <w:br/>
       <w:br/>
     </w:r>

--- a/klagomål/A 15392-2025 FSC-klagomål.docx
+++ b/klagomål/A 15392-2025 FSC-klagomål.docx
@@ -1182,7 +1182,7 @@
     <w:r>
       <w:tab/>
       <w:tab/>
-      <w:t>2025-05-14</w:t>
+      <w:t>2025-05-15</w:t>
       <w:br/>
       <w:br/>
     </w:r>

--- a/klagomål/A 15392-2025 FSC-klagomål.docx
+++ b/klagomål/A 15392-2025 FSC-klagomål.docx
@@ -1182,7 +1182,7 @@
     <w:r>
       <w:tab/>
       <w:tab/>
-      <w:t>2025-05-15</w:t>
+      <w:t>2025-05-16</w:t>
       <w:br/>
       <w:br/>
     </w:r>

--- a/klagomål/A 15392-2025 FSC-klagomål.docx
+++ b/klagomål/A 15392-2025 FSC-klagomål.docx
@@ -1182,7 +1182,7 @@
     <w:r>
       <w:tab/>
       <w:tab/>
-      <w:t>2025-05-16</w:t>
+      <w:t>2025-05-17</w:t>
       <w:br/>
       <w:br/>
     </w:r>

--- a/klagomål/A 15392-2025 FSC-klagomål.docx
+++ b/klagomål/A 15392-2025 FSC-klagomål.docx
@@ -1182,7 +1182,7 @@
     <w:r>
       <w:tab/>
       <w:tab/>
-      <w:t>2025-05-17</w:t>
+      <w:t>2025-05-18</w:t>
       <w:br/>
       <w:br/>
     </w:r>

--- a/klagomål/A 15392-2025 FSC-klagomål.docx
+++ b/klagomål/A 15392-2025 FSC-klagomål.docx
@@ -1182,7 +1182,7 @@
     <w:r>
       <w:tab/>
       <w:tab/>
-      <w:t>2025-05-18</w:t>
+      <w:t>2025-05-19</w:t>
       <w:br/>
       <w:br/>
     </w:r>

--- a/klagomål/A 15392-2025 FSC-klagomål.docx
+++ b/klagomål/A 15392-2025 FSC-klagomål.docx
@@ -1182,7 +1182,7 @@
     <w:r>
       <w:tab/>
       <w:tab/>
-      <w:t>2025-05-19</w:t>
+      <w:t>2025-05-20</w:t>
       <w:br/>
       <w:br/>
     </w:r>

--- a/klagomål/A 15392-2025 FSC-klagomål.docx
+++ b/klagomål/A 15392-2025 FSC-klagomål.docx
@@ -1182,7 +1182,7 @@
     <w:r>
       <w:tab/>
       <w:tab/>
-      <w:t>2025-05-20</w:t>
+      <w:t>2025-05-21</w:t>
       <w:br/>
       <w:br/>
     </w:r>

--- a/klagomål/A 15392-2025 FSC-klagomål.docx
+++ b/klagomål/A 15392-2025 FSC-klagomål.docx
@@ -1182,7 +1182,7 @@
     <w:r>
       <w:tab/>
       <w:tab/>
-      <w:t>2025-05-21</w:t>
+      <w:t>2025-05-22</w:t>
       <w:br/>
       <w:br/>
     </w:r>

--- a/klagomål/A 15392-2025 FSC-klagomål.docx
+++ b/klagomål/A 15392-2025 FSC-klagomål.docx
@@ -1182,7 +1182,7 @@
     <w:r>
       <w:tab/>
       <w:tab/>
-      <w:t>2025-05-22</w:t>
+      <w:t>2025-05-23</w:t>
       <w:br/>
       <w:br/>
     </w:r>

--- a/klagomål/A 15392-2025 FSC-klagomål.docx
+++ b/klagomål/A 15392-2025 FSC-klagomål.docx
@@ -1182,7 +1182,7 @@
     <w:r>
       <w:tab/>
       <w:tab/>
-      <w:t>2025-05-23</w:t>
+      <w:t>2025-05-24</w:t>
       <w:br/>
       <w:br/>
     </w:r>

--- a/klagomål/A 15392-2025 FSC-klagomål.docx
+++ b/klagomål/A 15392-2025 FSC-klagomål.docx
@@ -1182,7 +1182,7 @@
     <w:r>
       <w:tab/>
       <w:tab/>
-      <w:t>2025-05-24</w:t>
+      <w:t>2025-05-25</w:t>
       <w:br/>
       <w:br/>
     </w:r>

--- a/klagomål/A 15392-2025 FSC-klagomål.docx
+++ b/klagomål/A 15392-2025 FSC-klagomål.docx
@@ -1182,7 +1182,7 @@
     <w:r>
       <w:tab/>
       <w:tab/>
-      <w:t>2025-05-25</w:t>
+      <w:t>2025-05-26</w:t>
       <w:br/>
       <w:br/>
     </w:r>

--- a/klagomål/A 15392-2025 FSC-klagomål.docx
+++ b/klagomål/A 15392-2025 FSC-klagomål.docx
@@ -1182,7 +1182,7 @@
     <w:r>
       <w:tab/>
       <w:tab/>
-      <w:t>2025-05-26</w:t>
+      <w:t>2025-05-27</w:t>
       <w:br/>
       <w:br/>
     </w:r>

--- a/klagomål/A 15392-2025 FSC-klagomål.docx
+++ b/klagomål/A 15392-2025 FSC-klagomål.docx
@@ -1182,7 +1182,7 @@
     <w:r>
       <w:tab/>
       <w:tab/>
-      <w:t>2025-05-27</w:t>
+      <w:t>2025-05-30</w:t>
       <w:br/>
       <w:br/>
     </w:r>

--- a/klagomål/A 15392-2025 FSC-klagomål.docx
+++ b/klagomål/A 15392-2025 FSC-klagomål.docx
@@ -1182,7 +1182,7 @@
     <w:r>
       <w:tab/>
       <w:tab/>
-      <w:t>2025-05-30</w:t>
+      <w:t>2025-06-01</w:t>
       <w:br/>
       <w:br/>
     </w:r>

--- a/klagomål/A 15392-2025 FSC-klagomål.docx
+++ b/klagomål/A 15392-2025 FSC-klagomål.docx
@@ -1182,7 +1182,7 @@
     <w:r>
       <w:tab/>
       <w:tab/>
-      <w:t>2025-06-01</w:t>
+      <w:t>2025-06-02</w:t>
       <w:br/>
       <w:br/>
     </w:r>

--- a/klagomål/A 15392-2025 FSC-klagomål.docx
+++ b/klagomål/A 15392-2025 FSC-klagomål.docx
@@ -251,6 +251,17 @@
         <w:rPr>
           <w:b/>
         </w:rPr>
+        <w:t xml:space="preserve">Bollvitmossa </w:t>
+      </w:r>
+      <w:r>
+        <w:t>är en bra signalart inom hela sitt utbredningsområde. Vanligast är den i naturvårdsintressanta tallsumpskogar. Även gransumpskogar med bollvitmossa har normalt höga naturvärden. Arten indikerar skogsmark med stabila hydrologiska förhållanden och sannolikt även lång skoglig kontinuitet (Nitare &amp; Skogsstyrelsen, 2019).</w:t>
+      </w:r>
+    </w:p>
+    <w:p>
+      <w:r>
+        <w:rPr>
+          <w:b/>
+        </w:rPr>
         <w:t>Garnlav (NT)</w:t>
       </w:r>
       <w:r>
@@ -1182,7 +1193,7 @@
     <w:r>
       <w:tab/>
       <w:tab/>
-      <w:t>2025-06-02</w:t>
+      <w:t>2025-06-03</w:t>
       <w:br/>
       <w:br/>
     </w:r>

--- a/klagomål/A 15392-2025 FSC-klagomål.docx
+++ b/klagomål/A 15392-2025 FSC-klagomål.docx
@@ -1193,7 +1193,7 @@
     <w:r>
       <w:tab/>
       <w:tab/>
-      <w:t>2025-06-03</w:t>
+      <w:t>2025-06-04</w:t>
       <w:br/>
       <w:br/>
     </w:r>

--- a/klagomål/A 15392-2025 FSC-klagomål.docx
+++ b/klagomål/A 15392-2025 FSC-klagomål.docx
@@ -1193,7 +1193,7 @@
     <w:r>
       <w:tab/>
       <w:tab/>
-      <w:t>2025-06-04</w:t>
+      <w:t>2025-06-05</w:t>
       <w:br/>
       <w:br/>
     </w:r>

--- a/klagomål/A 15392-2025 FSC-klagomål.docx
+++ b/klagomål/A 15392-2025 FSC-klagomål.docx
@@ -1193,7 +1193,7 @@
     <w:r>
       <w:tab/>
       <w:tab/>
-      <w:t>2025-06-05</w:t>
+      <w:t>2025-06-13</w:t>
       <w:br/>
       <w:br/>
     </w:r>

--- a/klagomål/A 15392-2025 FSC-klagomål.docx
+++ b/klagomål/A 15392-2025 FSC-klagomål.docx
@@ -1193,7 +1193,7 @@
     <w:r>
       <w:tab/>
       <w:tab/>
-      <w:t>2025-06-13</w:t>
+      <w:t>2025-06-15</w:t>
       <w:br/>
       <w:br/>
     </w:r>

--- a/klagomål/A 15392-2025 FSC-klagomål.docx
+++ b/klagomål/A 15392-2025 FSC-klagomål.docx
@@ -1193,7 +1193,7 @@
     <w:r>
       <w:tab/>
       <w:tab/>
-      <w:t>2025-06-15</w:t>
+      <w:t>2025-06-16</w:t>
       <w:br/>
       <w:br/>
     </w:r>

--- a/klagomål/A 15392-2025 FSC-klagomål.docx
+++ b/klagomål/A 15392-2025 FSC-klagomål.docx
@@ -1193,7 +1193,7 @@
     <w:r>
       <w:tab/>
       <w:tab/>
-      <w:t>2025-06-16</w:t>
+      <w:t>2025-06-17</w:t>
       <w:br/>
       <w:br/>
     </w:r>

--- a/klagomål/A 15392-2025 FSC-klagomål.docx
+++ b/klagomål/A 15392-2025 FSC-klagomål.docx
@@ -1193,7 +1193,7 @@
     <w:r>
       <w:tab/>
       <w:tab/>
-      <w:t>2025-06-17</w:t>
+      <w:t>2025-06-18</w:t>
       <w:br/>
       <w:br/>
     </w:r>

--- a/klagomål/A 15392-2025 FSC-klagomål.docx
+++ b/klagomål/A 15392-2025 FSC-klagomål.docx
@@ -1193,7 +1193,7 @@
     <w:r>
       <w:tab/>
       <w:tab/>
-      <w:t>2025-06-18</w:t>
+      <w:t>2025-06-19</w:t>
       <w:br/>
       <w:br/>
     </w:r>

--- a/klagomål/A 15392-2025 FSC-klagomål.docx
+++ b/klagomål/A 15392-2025 FSC-klagomål.docx
@@ -1193,7 +1193,7 @@
     <w:r>
       <w:tab/>
       <w:tab/>
-      <w:t>2025-06-19</w:t>
+      <w:t>2025-06-20</w:t>
       <w:br/>
       <w:br/>
     </w:r>

--- a/klagomål/A 15392-2025 FSC-klagomål.docx
+++ b/klagomål/A 15392-2025 FSC-klagomål.docx
@@ -1193,7 +1193,7 @@
     <w:r>
       <w:tab/>
       <w:tab/>
-      <w:t>2025-06-20</w:t>
+      <w:t>2025-06-21</w:t>
       <w:br/>
       <w:br/>
     </w:r>

--- a/klagomål/A 15392-2025 FSC-klagomål.docx
+++ b/klagomål/A 15392-2025 FSC-klagomål.docx
@@ -1193,7 +1193,7 @@
     <w:r>
       <w:tab/>
       <w:tab/>
-      <w:t>2025-06-21</w:t>
+      <w:t>2025-06-22</w:t>
       <w:br/>
       <w:br/>
     </w:r>

--- a/klagomål/A 15392-2025 FSC-klagomål.docx
+++ b/klagomål/A 15392-2025 FSC-klagomål.docx
@@ -1193,7 +1193,7 @@
     <w:r>
       <w:tab/>
       <w:tab/>
-      <w:t>2025-06-22</w:t>
+      <w:t>2025-06-23</w:t>
       <w:br/>
       <w:br/>
     </w:r>

--- a/klagomål/A 15392-2025 FSC-klagomål.docx
+++ b/klagomål/A 15392-2025 FSC-klagomål.docx
@@ -1193,7 +1193,7 @@
     <w:r>
       <w:tab/>
       <w:tab/>
-      <w:t>2025-06-23</w:t>
+      <w:t>2025-06-24</w:t>
       <w:br/>
       <w:br/>
     </w:r>

--- a/klagomål/A 15392-2025 FSC-klagomål.docx
+++ b/klagomål/A 15392-2025 FSC-klagomål.docx
@@ -1193,7 +1193,7 @@
     <w:r>
       <w:tab/>
       <w:tab/>
-      <w:t>2025-06-24</w:t>
+      <w:t>2025-06-25</w:t>
       <w:br/>
       <w:br/>
     </w:r>

--- a/klagomål/A 15392-2025 FSC-klagomål.docx
+++ b/klagomål/A 15392-2025 FSC-klagomål.docx
@@ -1193,7 +1193,7 @@
     <w:r>
       <w:tab/>
       <w:tab/>
-      <w:t>2025-06-25</w:t>
+      <w:t>2025-06-26</w:t>
       <w:br/>
       <w:br/>
     </w:r>

--- a/klagomål/A 15392-2025 FSC-klagomål.docx
+++ b/klagomål/A 15392-2025 FSC-klagomål.docx
@@ -1193,7 +1193,7 @@
     <w:r>
       <w:tab/>
       <w:tab/>
-      <w:t>2025-06-26</w:t>
+      <w:t>2025-06-27</w:t>
       <w:br/>
       <w:br/>
     </w:r>

--- a/klagomål/A 15392-2025 FSC-klagomål.docx
+++ b/klagomål/A 15392-2025 FSC-klagomål.docx
@@ -1193,7 +1193,7 @@
     <w:r>
       <w:tab/>
       <w:tab/>
-      <w:t>2025-06-27</w:t>
+      <w:t>2025-06-28</w:t>
       <w:br/>
       <w:br/>
     </w:r>

--- a/klagomål/A 15392-2025 FSC-klagomål.docx
+++ b/klagomål/A 15392-2025 FSC-klagomål.docx
@@ -1193,7 +1193,7 @@
     <w:r>
       <w:tab/>
       <w:tab/>
-      <w:t>2025-06-28</w:t>
+      <w:t>2025-06-29</w:t>
       <w:br/>
       <w:br/>
     </w:r>

--- a/klagomål/A 15392-2025 FSC-klagomål.docx
+++ b/klagomål/A 15392-2025 FSC-klagomål.docx
@@ -1193,7 +1193,7 @@
     <w:r>
       <w:tab/>
       <w:tab/>
-      <w:t>2025-06-29</w:t>
+      <w:t>2025-06-30</w:t>
       <w:br/>
       <w:br/>
     </w:r>

--- a/klagomål/A 15392-2025 FSC-klagomål.docx
+++ b/klagomål/A 15392-2025 FSC-klagomål.docx
@@ -1193,7 +1193,7 @@
     <w:r>
       <w:tab/>
       <w:tab/>
-      <w:t>2025-06-30</w:t>
+      <w:t>2025-07-01</w:t>
       <w:br/>
       <w:br/>
     </w:r>

--- a/klagomål/A 15392-2025 FSC-klagomål.docx
+++ b/klagomål/A 15392-2025 FSC-klagomål.docx
@@ -1193,7 +1193,7 @@
     <w:r>
       <w:tab/>
       <w:tab/>
-      <w:t>2025-07-01</w:t>
+      <w:t>2025-07-02</w:t>
       <w:br/>
       <w:br/>
     </w:r>

--- a/klagomål/A 15392-2025 FSC-klagomål.docx
+++ b/klagomål/A 15392-2025 FSC-klagomål.docx
@@ -1193,7 +1193,7 @@
     <w:r>
       <w:tab/>
       <w:tab/>
-      <w:t>2025-07-02</w:t>
+      <w:t>2025-07-03</w:t>
       <w:br/>
       <w:br/>
     </w:r>

--- a/klagomål/A 15392-2025 FSC-klagomål.docx
+++ b/klagomål/A 15392-2025 FSC-klagomål.docx
@@ -1193,7 +1193,7 @@
     <w:r>
       <w:tab/>
       <w:tab/>
-      <w:t>2025-07-03</w:t>
+      <w:t>2025-07-04</w:t>
       <w:br/>
       <w:br/>
     </w:r>

--- a/klagomål/A 15392-2025 FSC-klagomål.docx
+++ b/klagomål/A 15392-2025 FSC-klagomål.docx
@@ -1193,7 +1193,7 @@
     <w:r>
       <w:tab/>
       <w:tab/>
-      <w:t>2025-07-04</w:t>
+      <w:t>2025-07-05</w:t>
       <w:br/>
       <w:br/>
     </w:r>

--- a/klagomål/A 15392-2025 FSC-klagomål.docx
+++ b/klagomål/A 15392-2025 FSC-klagomål.docx
@@ -1193,7 +1193,7 @@
     <w:r>
       <w:tab/>
       <w:tab/>
-      <w:t>2025-07-05</w:t>
+      <w:t>2025-07-06</w:t>
       <w:br/>
       <w:br/>
     </w:r>

--- a/klagomål/A 15392-2025 FSC-klagomål.docx
+++ b/klagomål/A 15392-2025 FSC-klagomål.docx
@@ -1193,7 +1193,7 @@
     <w:r>
       <w:tab/>
       <w:tab/>
-      <w:t>2025-07-06</w:t>
+      <w:t>2025-07-07</w:t>
       <w:br/>
       <w:br/>
     </w:r>

--- a/klagomål/A 15392-2025 FSC-klagomål.docx
+++ b/klagomål/A 15392-2025 FSC-klagomål.docx
@@ -1193,7 +1193,7 @@
     <w:r>
       <w:tab/>
       <w:tab/>
-      <w:t>2025-07-07</w:t>
+      <w:t>2025-07-08</w:t>
       <w:br/>
       <w:br/>
     </w:r>

--- a/klagomål/A 15392-2025 FSC-klagomål.docx
+++ b/klagomål/A 15392-2025 FSC-klagomål.docx
@@ -1193,7 +1193,7 @@
     <w:r>
       <w:tab/>
       <w:tab/>
-      <w:t>2025-07-08</w:t>
+      <w:t>2025-07-09</w:t>
       <w:br/>
       <w:br/>
     </w:r>

--- a/klagomål/A 15392-2025 FSC-klagomål.docx
+++ b/klagomål/A 15392-2025 FSC-klagomål.docx
@@ -1193,7 +1193,7 @@
     <w:r>
       <w:tab/>
       <w:tab/>
-      <w:t>2025-07-09</w:t>
+      <w:t>2025-07-11</w:t>
       <w:br/>
       <w:br/>
     </w:r>

--- a/klagomål/A 15392-2025 FSC-klagomål.docx
+++ b/klagomål/A 15392-2025 FSC-klagomål.docx
@@ -1193,7 +1193,7 @@
     <w:r>
       <w:tab/>
       <w:tab/>
-      <w:t>2025-07-11</w:t>
+      <w:t>2025-07-12</w:t>
       <w:br/>
       <w:br/>
     </w:r>

--- a/klagomål/A 15392-2025 FSC-klagomål.docx
+++ b/klagomål/A 15392-2025 FSC-klagomål.docx
@@ -1193,7 +1193,7 @@
     <w:r>
       <w:tab/>
       <w:tab/>
-      <w:t>2025-07-12</w:t>
+      <w:t>2025-07-13</w:t>
       <w:br/>
       <w:br/>
     </w:r>

--- a/klagomål/A 15392-2025 FSC-klagomål.docx
+++ b/klagomål/A 15392-2025 FSC-klagomål.docx
@@ -1193,7 +1193,7 @@
     <w:r>
       <w:tab/>
       <w:tab/>
-      <w:t>2025-07-13</w:t>
+      <w:t>2025-07-14</w:t>
       <w:br/>
       <w:br/>
     </w:r>

--- a/klagomål/A 15392-2025 FSC-klagomål.docx
+++ b/klagomål/A 15392-2025 FSC-klagomål.docx
@@ -1231,7 +1231,7 @@
     <w:r>
       <w:tab/>
       <w:tab/>
-      <w:t>2025-08-06</w:t>
+      <w:t>2025-08-09</w:t>
       <w:br/>
       <w:br/>
     </w:r>
